--- a/deliverables/VIDEO_5_Why_Nobody_Can_Tell_What_Youre_Actually_Good_At_FINAL/Approved_Recording_Master_Reference.docx
+++ b/deliverables/VIDEO_5_Why_Nobody_Can_Tell_What_Youre_Actually_Good_At_FINAL/Approved_Recording_Master_Reference.docx
@@ -199,6 +199,15 @@
         <w:t>restore deleted material, pad the script, or slow the delivery to reach an</w:t>
         <w:br/>
         <w:t>older target.</w:t>
+        <w:br/>
+        <w:br/>
+        <w:t>A full-screen graphic or a B-roll shot running underneath continuing narration</w:t>
+        <w:br/>
+        <w:t>does not add separate runtime. It occupies time the speech already occupies.</w:t>
+        <w:br/>
+        <w:t>Only a deliberate silent hold adds length, and those are the scripted pauses</w:t>
+        <w:br/>
+        <w:t>and the closing hold, which are already accounted for.</w:t>
       </w:r>
     </w:p>
     <w:p>
